--- a/cpf-docs/guides/02_배치개발매뉴얼.docx
+++ b/cpf-docs/guides/02_배치개발매뉴얼.docx
@@ -3465,6 +3465,14 @@
     </w:p>
     <w:p>
       <w:pPr>
+        <w:pStyle w:val="BodyText"/>
+      </w:pPr>
+      <w:r>
+        <w:t xml:space="preserve">33. 현재 제품 검증 상태와 R6J 사용 경계 </w:t>
+      </w:r>
+    </w:p>
+    <w:p>
+      <w:pPr>
         <w:pStyle w:val="Heading1"/>
         <w:keepNext/>
         <w:bidi w:val="0"/>
@@ -3503,196 +3511,166 @@
         <w:rPr>
           <w:rFonts w:ascii="Noto Sans CJK KR" w:hAnsi="Noto Sans CJK KR" w:eastAsia="Noto Sans CJK KR"/>
         </w:rPr>
-        <w:t xml:space="preserve">기준 </w:t>
-      </w:r>
-      <w:r>
-        <w:rPr>
-          <w:rFonts w:ascii="Noto Sans CJK KR" w:hAnsi="Noto Sans CJK KR" w:eastAsia="Noto Sans CJK KR"/>
-        </w:rPr>
-        <w:t xml:space="preserve">Repository: </w:t>
+        <w:t>기준 Repository: https://github.com/freeangelsun/202412_01_CPF 기준 Branch: master 문서 콘텐츠 기준 Commit: cd5baccb02245a980e5998aa0dc9bac579fc019f (07_04) 기준일: 2026-08-08 Asia/Seoul 기준 Commit: 현재 master 구현 기준 문서. Product Surface·Starter·Tool·EDU 식별자는 아래 기준 Commit의 Source 정본과 대조한다.</w:t>
+      </w:r>
+      <w:r>
+        <w:rPr>
+          <w:rFonts w:ascii="Noto Sans CJK KR" w:hAnsi="Noto Sans CJK KR" w:eastAsia="Noto Sans CJK KR"/>
+        </w:rPr>
       </w:r>
       <w:r>
         <w:rPr>
           <w:rStyle w:val="SourceText"/>
           <w:rFonts w:ascii="Noto Sans CJK KR" w:hAnsi="Noto Sans CJK KR" w:eastAsia="Noto Sans CJK KR"/>
         </w:rPr>
-        <w:t>https://github.com/freeangelsun/202412_01_CPF</w:t>
-      </w:r>
-      <w:r>
-        <w:rPr>
-          <w:rFonts w:ascii="Noto Sans CJK KR" w:hAnsi="Noto Sans CJK KR" w:eastAsia="Noto Sans CJK KR"/>
-        </w:rPr>
-        <w:t xml:space="preserve"> </w:t>
-      </w:r>
-      <w:r>
-        <w:rPr>
-          <w:rFonts w:ascii="Noto Sans CJK KR" w:hAnsi="Noto Sans CJK KR" w:eastAsia="Noto Sans CJK KR"/>
-        </w:rPr>
-        <w:t xml:space="preserve">기준 </w:t>
-      </w:r>
-      <w:r>
-        <w:rPr>
-          <w:rFonts w:ascii="Noto Sans CJK KR" w:hAnsi="Noto Sans CJK KR" w:eastAsia="Noto Sans CJK KR"/>
-        </w:rPr>
-        <w:t xml:space="preserve">Branch: </w:t>
+      </w:r>
+      <w:r>
+        <w:rPr>
+          <w:rFonts w:ascii="Noto Sans CJK KR" w:hAnsi="Noto Sans CJK KR" w:eastAsia="Noto Sans CJK KR"/>
+        </w:rPr>
+      </w:r>
+      <w:r>
+        <w:rPr>
+          <w:rFonts w:ascii="Noto Sans CJK KR" w:hAnsi="Noto Sans CJK KR" w:eastAsia="Noto Sans CJK KR"/>
+        </w:rPr>
+      </w:r>
+      <w:r>
+        <w:rPr>
+          <w:rFonts w:ascii="Noto Sans CJK KR" w:hAnsi="Noto Sans CJK KR" w:eastAsia="Noto Sans CJK KR"/>
+        </w:rPr>
       </w:r>
       <w:r>
         <w:rPr>
           <w:rStyle w:val="SourceText"/>
           <w:rFonts w:ascii="Noto Sans CJK KR" w:hAnsi="Noto Sans CJK KR" w:eastAsia="Noto Sans CJK KR"/>
         </w:rPr>
-        <w:t>master</w:t>
-      </w:r>
-      <w:r>
-        <w:rPr>
-          <w:rFonts w:ascii="Noto Sans CJK KR" w:hAnsi="Noto Sans CJK KR" w:eastAsia="Noto Sans CJK KR"/>
-        </w:rPr>
-        <w:t xml:space="preserve"> </w:t>
-      </w:r>
-      <w:r>
-        <w:rPr>
-          <w:rFonts w:ascii="Noto Sans CJK KR" w:hAnsi="Noto Sans CJK KR" w:eastAsia="Noto Sans CJK KR"/>
-        </w:rPr>
-        <w:t xml:space="preserve">문서 콘텐츠 기준 </w:t>
-      </w:r>
-      <w:r>
-        <w:rPr>
-          <w:rFonts w:ascii="Noto Sans CJK KR" w:hAnsi="Noto Sans CJK KR" w:eastAsia="Noto Sans CJK KR"/>
-        </w:rPr>
-        <w:t xml:space="preserve">Commit: </w:t>
+      </w:r>
+      <w:r>
+        <w:rPr>
+          <w:rFonts w:ascii="Noto Sans CJK KR" w:hAnsi="Noto Sans CJK KR" w:eastAsia="Noto Sans CJK KR"/>
+        </w:rPr>
+      </w:r>
+      <w:r>
+        <w:rPr>
+          <w:rFonts w:ascii="Noto Sans CJK KR" w:hAnsi="Noto Sans CJK KR" w:eastAsia="Noto Sans CJK KR"/>
+        </w:rPr>
+      </w:r>
+      <w:r>
+        <w:rPr>
+          <w:rFonts w:ascii="Noto Sans CJK KR" w:hAnsi="Noto Sans CJK KR" w:eastAsia="Noto Sans CJK KR"/>
+        </w:rPr>
       </w:r>
       <w:r>
         <w:rPr>
           <w:rStyle w:val="SourceText"/>
           <w:rFonts w:ascii="Noto Sans CJK KR" w:hAnsi="Noto Sans CJK KR" w:eastAsia="Noto Sans CJK KR"/>
         </w:rPr>
-        <w:t>3ed676061246c9db3e44f29e254c0393ecca3929</w:t>
-      </w:r>
-      <w:r>
-        <w:rPr>
-          <w:rFonts w:ascii="Noto Sans CJK KR" w:hAnsi="Noto Sans CJK KR" w:eastAsia="Noto Sans CJK KR"/>
-        </w:rPr>
-        <w:t xml:space="preserve"> (</w:t>
+      </w:r>
+      <w:r>
+        <w:rPr>
+          <w:rFonts w:ascii="Noto Sans CJK KR" w:hAnsi="Noto Sans CJK KR" w:eastAsia="Noto Sans CJK KR"/>
+        </w:rPr>
       </w:r>
       <w:r>
         <w:rPr>
           <w:rStyle w:val="SourceText"/>
           <w:rFonts w:ascii="Noto Sans CJK KR" w:hAnsi="Noto Sans CJK KR" w:eastAsia="Noto Sans CJK KR"/>
         </w:rPr>
-        <w:t>07_02</w:t>
-      </w:r>
-      <w:r>
-        <w:rPr>
-          <w:rFonts w:ascii="Noto Sans CJK KR" w:hAnsi="Noto Sans CJK KR" w:eastAsia="Noto Sans CJK KR"/>
-        </w:rPr>
-        <w:t xml:space="preserve">) </w:t>
-      </w:r>
-      <w:r>
-        <w:rPr>
-          <w:rFonts w:ascii="Noto Sans CJK KR" w:hAnsi="Noto Sans CJK KR" w:eastAsia="Noto Sans CJK KR"/>
-        </w:rPr>
-        <w:t>기준일</w:t>
-      </w:r>
-      <w:r>
-        <w:rPr>
-          <w:rFonts w:ascii="Noto Sans CJK KR" w:hAnsi="Noto Sans CJK KR" w:eastAsia="Noto Sans CJK KR"/>
-        </w:rPr>
-        <w:t xml:space="preserve">: </w:t>
+      </w:r>
+      <w:r>
+        <w:rPr>
+          <w:rFonts w:ascii="Noto Sans CJK KR" w:hAnsi="Noto Sans CJK KR" w:eastAsia="Noto Sans CJK KR"/>
+        </w:rPr>
+      </w:r>
+      <w:r>
+        <w:rPr>
+          <w:rFonts w:ascii="Noto Sans CJK KR" w:hAnsi="Noto Sans CJK KR" w:eastAsia="Noto Sans CJK KR"/>
+        </w:rPr>
+      </w:r>
+      <w:r>
+        <w:rPr>
+          <w:rFonts w:ascii="Noto Sans CJK KR" w:hAnsi="Noto Sans CJK KR" w:eastAsia="Noto Sans CJK KR"/>
+        </w:rPr>
       </w:r>
       <w:r>
         <w:rPr>
           <w:rStyle w:val="SourceText"/>
           <w:rFonts w:ascii="Noto Sans CJK KR" w:hAnsi="Noto Sans CJK KR" w:eastAsia="Noto Sans CJK KR"/>
         </w:rPr>
-        <w:t>2026-08-07 Asia/Seoul</w:t>
-      </w:r>
-      <w:r>
-        <w:rPr>
-          <w:rFonts w:ascii="Noto Sans CJK KR" w:hAnsi="Noto Sans CJK KR" w:eastAsia="Noto Sans CJK KR"/>
-        </w:rPr>
-        <w:t xml:space="preserve"> </w:t>
-      </w:r>
-      <w:r>
-        <w:rPr>
-          <w:rFonts w:ascii="Noto Sans CJK KR" w:hAnsi="Noto Sans CJK KR" w:eastAsia="Noto Sans CJK KR"/>
-        </w:rPr>
-        <w:t xml:space="preserve">기준 </w:t>
-      </w:r>
-      <w:r>
-        <w:rPr>
-          <w:rFonts w:ascii="Noto Sans CJK KR" w:hAnsi="Noto Sans CJK KR" w:eastAsia="Noto Sans CJK KR"/>
-        </w:rPr>
-        <w:t xml:space="preserve">Commit: </w:t>
-      </w:r>
-      <w:r>
-        <w:rPr>
-          <w:rStyle w:val="Strong"/>
-          <w:rFonts w:ascii="Noto Sans CJK KR" w:hAnsi="Noto Sans CJK KR" w:eastAsia="Noto Sans CJK KR"/>
-        </w:rPr>
-        <w:t xml:space="preserve">현재 </w:t>
+      </w:r>
+      <w:r>
+        <w:rPr>
+          <w:rFonts w:ascii="Noto Sans CJK KR" w:hAnsi="Noto Sans CJK KR" w:eastAsia="Noto Sans CJK KR"/>
+        </w:rPr>
+      </w:r>
+      <w:r>
+        <w:rPr>
+          <w:rFonts w:ascii="Noto Sans CJK KR" w:hAnsi="Noto Sans CJK KR" w:eastAsia="Noto Sans CJK KR"/>
+        </w:rPr>
+      </w:r>
+      <w:r>
+        <w:rPr>
+          <w:rFonts w:ascii="Noto Sans CJK KR" w:hAnsi="Noto Sans CJK KR" w:eastAsia="Noto Sans CJK KR"/>
+        </w:rPr>
+      </w:r>
+      <w:r>
+        <w:rPr>
+          <w:rStyle w:val="Strong"/>
+          <w:rFonts w:ascii="Noto Sans CJK KR" w:hAnsi="Noto Sans CJK KR" w:eastAsia="Noto Sans CJK KR"/>
+        </w:rPr>
       </w:r>
       <w:r>
         <w:rPr>
           <w:rStyle w:val="SourceText"/>
           <w:rFonts w:ascii="Noto Sans CJK KR" w:hAnsi="Noto Sans CJK KR" w:eastAsia="Noto Sans CJK KR"/>
         </w:rPr>
-        <w:t>master</w:t>
-      </w:r>
-      <w:r>
-        <w:rPr>
-          <w:rStyle w:val="Strong"/>
-          <w:rFonts w:ascii="Noto Sans CJK KR" w:hAnsi="Noto Sans CJK KR" w:eastAsia="Noto Sans CJK KR"/>
-        </w:rPr>
-        <w:t xml:space="preserve"> </w:t>
-      </w:r>
-      <w:r>
-        <w:rPr>
-          <w:rStyle w:val="Strong"/>
-          <w:rFonts w:ascii="Noto Sans CJK KR" w:hAnsi="Noto Sans CJK KR" w:eastAsia="Noto Sans CJK KR"/>
-        </w:rPr>
-        <w:t>구현 기준 문서</w:t>
-      </w:r>
-      <w:r>
-        <w:rPr>
-          <w:rFonts w:ascii="Noto Sans CJK KR" w:hAnsi="Noto Sans CJK KR" w:eastAsia="Noto Sans CJK KR"/>
-        </w:rPr>
-        <w:t xml:space="preserve">. Product Surface·Starter·Tool·EDU </w:t>
-      </w:r>
-      <w:r>
-        <w:rPr>
-          <w:rFonts w:ascii="Noto Sans CJK KR" w:hAnsi="Noto Sans CJK KR" w:eastAsia="Noto Sans CJK KR"/>
-        </w:rPr>
-        <w:t xml:space="preserve">식별자는 아래 기준 </w:t>
-      </w:r>
-      <w:r>
-        <w:rPr>
-          <w:rFonts w:ascii="Noto Sans CJK KR" w:hAnsi="Noto Sans CJK KR" w:eastAsia="Noto Sans CJK KR"/>
-        </w:rPr>
-        <w:t>Commit</w:t>
-      </w:r>
-      <w:r>
-        <w:rPr>
-          <w:rFonts w:ascii="Noto Sans CJK KR" w:hAnsi="Noto Sans CJK KR" w:eastAsia="Noto Sans CJK KR"/>
-        </w:rPr>
-        <w:t xml:space="preserve">의 </w:t>
-      </w:r>
-      <w:r>
-        <w:rPr>
-          <w:rFonts w:ascii="Noto Sans CJK KR" w:hAnsi="Noto Sans CJK KR" w:eastAsia="Noto Sans CJK KR"/>
-        </w:rPr>
-        <w:t xml:space="preserve">Source </w:t>
-      </w:r>
-      <w:r>
-        <w:rPr>
-          <w:rFonts w:ascii="Noto Sans CJK KR" w:hAnsi="Noto Sans CJK KR" w:eastAsia="Noto Sans CJK KR"/>
-        </w:rPr>
-        <w:t>정본과 대조한다</w:t>
-      </w:r>
-      <w:r>
-        <w:rPr>
-          <w:rFonts w:ascii="Noto Sans CJK KR" w:hAnsi="Noto Sans CJK KR" w:eastAsia="Noto Sans CJK KR"/>
-        </w:rPr>
-        <w:t>.</w:t>
+      </w:r>
+      <w:r>
+        <w:rPr>
+          <w:rStyle w:val="Strong"/>
+          <w:rFonts w:ascii="Noto Sans CJK KR" w:hAnsi="Noto Sans CJK KR" w:eastAsia="Noto Sans CJK KR"/>
+        </w:rPr>
+      </w:r>
+      <w:r>
+        <w:rPr>
+          <w:rStyle w:val="Strong"/>
+          <w:rFonts w:ascii="Noto Sans CJK KR" w:hAnsi="Noto Sans CJK KR" w:eastAsia="Noto Sans CJK KR"/>
+        </w:rPr>
+      </w:r>
+      <w:r>
+        <w:rPr>
+          <w:rFonts w:ascii="Noto Sans CJK KR" w:hAnsi="Noto Sans CJK KR" w:eastAsia="Noto Sans CJK KR"/>
+        </w:rPr>
+      </w:r>
+      <w:r>
+        <w:rPr>
+          <w:rFonts w:ascii="Noto Sans CJK KR" w:hAnsi="Noto Sans CJK KR" w:eastAsia="Noto Sans CJK KR"/>
+        </w:rPr>
+      </w:r>
+      <w:r>
+        <w:rPr>
+          <w:rFonts w:ascii="Noto Sans CJK KR" w:hAnsi="Noto Sans CJK KR" w:eastAsia="Noto Sans CJK KR"/>
+        </w:rPr>
+      </w:r>
+      <w:r>
+        <w:rPr>
+          <w:rFonts w:ascii="Noto Sans CJK KR" w:hAnsi="Noto Sans CJK KR" w:eastAsia="Noto Sans CJK KR"/>
+        </w:rPr>
+      </w:r>
+      <w:r>
+        <w:rPr>
+          <w:rFonts w:ascii="Noto Sans CJK KR" w:hAnsi="Noto Sans CJK KR" w:eastAsia="Noto Sans CJK KR"/>
+        </w:rPr>
+      </w:r>
+      <w:r>
+        <w:rPr>
+          <w:rFonts w:ascii="Noto Sans CJK KR" w:hAnsi="Noto Sans CJK KR" w:eastAsia="Noto Sans CJK KR"/>
+        </w:rPr>
+      </w:r>
+      <w:r>
+        <w:rPr>
+          <w:rFonts w:ascii="Noto Sans CJK KR" w:hAnsi="Noto Sans CJK KR" w:eastAsia="Noto Sans CJK KR"/>
+        </w:rPr>
       </w:r>
     </w:p>
     <w:tbl>
@@ -44453,6 +44431,514 @@
           <w:rFonts w:ascii="Noto Sans CJK KR" w:hAnsi="Noto Sans CJK KR" w:eastAsia="Noto Sans CJK KR"/>
         </w:rPr>
         <w:t>.</w:t>
+      </w:r>
+    </w:p>
+    <w:p>
+      <w:pPr>
+        <w:pStyle w:val="Heading2"/>
+      </w:pPr>
+      <w:r>
+        <w:t>33. 현재 제품 검증 상태와 R6J 사용 경계</w:t>
+      </w:r>
+    </w:p>
+    <w:p>
+      <w:r>
+        <w:rPr>
+          <w:b/>
+        </w:rPr>
+        <w:t xml:space="preserve">판정 기준: </w:t>
+      </w:r>
+      <w:r>
+        <w:t xml:space="preserve">master cd5baccb02245a980e5998aa0dc9bac579fc019f (07_04), R6J QA basis 3ed676061246c9db3e44f29e254c0393ecca3929 (07_02). </w:t>
+      </w:r>
+      <w:r>
+        <w:t>07_04 Commit은 전체 프로젝트 100% Finalization Mandate와 QA Scope 보정을 추가했으며 R6J 검수 대상 Product Source는 07_02와 동일하다.</w:t>
+      </w:r>
+    </w:p>
+    <w:p>
+      <w:pPr>
+        <w:pStyle w:val="Normal"/>
+      </w:pPr>
+      <w:r>
+        <w:t>• 07_04 정책에 따라 34개 직접 Rework는 전체 개발 Scope가 아니다. 중앙 Requirement 93/93, Finding 56/56, 최상위 Requirement 전체, Runtime/GA 전체와 작업 중 자체 발견 결함까지 프로젝트 완료 범위로 본다.</w:t>
+      </w:r>
+    </w:p>
+    <w:p>
+      <w:pPr>
+        <w:pStyle w:val="BodyText"/>
+      </w:pPr>
+      <w:r>
+        <w:t>• Batch Source 설명은 현재 master 기준이나, Remote Worker/Process Kill/DB3/Approval observation reconcile의 target runtime은 미검증으로 남아 있다.</w:t>
+      </w:r>
+    </w:p>
+    <w:p>
+      <w:pPr>
+        <w:pStyle w:val="BodyText"/>
+      </w:pPr>
+      <w:r>
+        <w:t>• UNKNOWN_RESULT가 생기는 Batch/Center-Cut Owner는 단순 재실행이 아니라 실제 Owner 상태를 관측하는 idempotent reconcile 경로가 필요하다.</w:t>
+      </w:r>
+    </w:p>
+    <w:p>
+      <w:pPr>
+        <w:pStyle w:val="BodyText"/>
+      </w:pPr>
+      <w:r>
+        <w:t>• transactionId는 Job/Execution/Step/Partition/Worker와 message/file/external attempt에 연결되어야 하며 DB3 join/index/retention runtime 증거가 필요하다.</w:t>
+      </w:r>
+    </w:p>
+    <w:p>
+      <w:pPr>
+        <w:pStyle w:val="BodyText"/>
+      </w:pPr>
+      <w:r>
+        <w:t>• EDU-BAT 30개는 교육 지도이며 Release 완료율로 사용하지 않는다.</w:t>
+      </w:r>
+    </w:p>
+    <w:p>
+      <w:r>
+        <w:t>이 문서에 직접 영향을 주는 R6J 재개발 항목: 9개. 아래 항목이 후속 exact SHA에서 닫히기 전에는 해당 기능을 Release 승인 근거로 사용하지 않는다.</w:t>
+      </w:r>
+      <w:r>
+        <w:t xml:space="preserve"> 이 표는 문서 영향 매핑이며 전체 프로젝트 Scope를 제한하지 않는다.</w:t>
+      </w:r>
+    </w:p>
+    <w:tbl>
+      <w:tblPr>
+        <w:tblW w:type="auto" w:w="0"/>
+        <w:jc w:val="center"/>
+        <w:tblLook w:firstColumn="1" w:firstRow="1" w:lastColumn="0" w:lastRow="0" w:noHBand="0" w:noVBand="1" w:val="04A0"/>
+      </w:tblPr>
+      <w:tblGrid>
+        <w:gridCol w:w="2551"/>
+        <w:gridCol w:w="2551"/>
+        <w:gridCol w:w="2551"/>
+        <w:gridCol w:w="2551"/>
+      </w:tblGrid>
+      <w:tr>
+        <w:tc>
+          <w:tcPr>
+            <w:tcW w:type="dxa" w:w="2551"/>
+          </w:tcPr>
+          <w:p>
+            <w:r>
+              <w:t>ID</w:t>
+            </w:r>
+          </w:p>
+        </w:tc>
+        <w:tc>
+          <w:tcPr>
+            <w:tcW w:type="dxa" w:w="2551"/>
+          </w:tcPr>
+          <w:p>
+            <w:r>
+              <w:t>우선순위</w:t>
+            </w:r>
+          </w:p>
+        </w:tc>
+        <w:tc>
+          <w:tcPr>
+            <w:tcW w:type="dxa" w:w="2551"/>
+          </w:tcPr>
+          <w:p>
+            <w:r>
+              <w:t>영역</w:t>
+            </w:r>
+          </w:p>
+        </w:tc>
+        <w:tc>
+          <w:tcPr>
+            <w:tcW w:type="dxa" w:w="2551"/>
+          </w:tcPr>
+          <w:p>
+            <w:r>
+              <w:t>현재 조치 기준</w:t>
+            </w:r>
+          </w:p>
+        </w:tc>
+      </w:tr>
+      <w:tr>
+        <w:tc>
+          <w:tcPr>
+            <w:tcW w:type="dxa" w:w="2551"/>
+          </w:tcPr>
+          <w:p>
+            <w:r>
+              <w:t>AB-R6-025</w:t>
+            </w:r>
+          </w:p>
+        </w:tc>
+        <w:tc>
+          <w:tcPr>
+            <w:tcW w:type="dxa" w:w="2551"/>
+          </w:tcPr>
+          <w:p>
+            <w:r>
+              <w:t>P0</w:t>
+            </w:r>
+          </w:p>
+        </w:tc>
+        <w:tc>
+          <w:tcPr>
+            <w:tcW w:type="dxa" w:w="2551"/>
+          </w:tcPr>
+          <w:p>
+            <w:r>
+              <w:t>Runtime/Release</w:t>
+            </w:r>
+          </w:p>
+        </w:tc>
+        <w:tc>
+          <w:tcPr>
+            <w:tcW w:type="dxa" w:w="2551"/>
+          </w:tcPr>
+          <w:p>
+            <w:r>
+              <w:t>Owner success 후 DB finalization 장애 시 durable UNKNOWN 보장 부족</w:t>
+            </w:r>
+          </w:p>
+        </w:tc>
+      </w:tr>
+      <w:tr>
+        <w:tc>
+          <w:tcPr>
+            <w:tcW w:type="dxa" w:w="2551"/>
+          </w:tcPr>
+          <w:p>
+            <w:r>
+              <w:t>AB-R6-028</w:t>
+            </w:r>
+          </w:p>
+        </w:tc>
+        <w:tc>
+          <w:tcPr>
+            <w:tcW w:type="dxa" w:w="2551"/>
+          </w:tcPr>
+          <w:p>
+            <w:r>
+              <w:t>P0</w:t>
+            </w:r>
+          </w:p>
+        </w:tc>
+        <w:tc>
+          <w:tcPr>
+            <w:tcW w:type="dxa" w:w="2551"/>
+          </w:tcPr>
+          <w:p>
+            <w:r>
+              <w:t>EDU/Sample</w:t>
+            </w:r>
+          </w:p>
+        </w:tc>
+        <w:tc>
+          <w:tcPr>
+            <w:tcW w:type="dxa" w:w="2551"/>
+          </w:tcPr>
+          <w:p>
+            <w:r>
+              <w:t>EDU Catalog/Handler/Scenario requiredRole 정합성 결함</w:t>
+            </w:r>
+          </w:p>
+        </w:tc>
+      </w:tr>
+      <w:tr>
+        <w:tc>
+          <w:tcPr>
+            <w:tcW w:type="dxa" w:w="2551"/>
+          </w:tcPr>
+          <w:p>
+            <w:r>
+              <w:t>AB-R6-029</w:t>
+            </w:r>
+          </w:p>
+        </w:tc>
+        <w:tc>
+          <w:tcPr>
+            <w:tcW w:type="dxa" w:w="2551"/>
+          </w:tcPr>
+          <w:p>
+            <w:r>
+              <w:t>P0</w:t>
+            </w:r>
+          </w:p>
+        </w:tc>
+        <w:tc>
+          <w:tcPr>
+            <w:tcW w:type="dxa" w:w="2551"/>
+          </w:tcPr>
+          <w:p>
+            <w:r>
+              <w:t>EDU/Sample</w:t>
+            </w:r>
+          </w:p>
+        </w:tc>
+        <w:tc>
+          <w:tcPr>
+            <w:tcW w:type="dxa" w:w="2551"/>
+          </w:tcPr>
+          <w:p>
+            <w:r>
+              <w:t>EDU Test가 실제 Product Consumer Runtime을 충분히 증명하지 못함</w:t>
+            </w:r>
+          </w:p>
+        </w:tc>
+      </w:tr>
+      <w:tr>
+        <w:tc>
+          <w:tcPr>
+            <w:tcW w:type="dxa" w:w="2551"/>
+          </w:tcPr>
+          <w:p>
+            <w:r>
+              <w:t>AB-R6-038</w:t>
+            </w:r>
+          </w:p>
+        </w:tc>
+        <w:tc>
+          <w:tcPr>
+            <w:tcW w:type="dxa" w:w="2551"/>
+          </w:tcPr>
+          <w:p>
+            <w:r>
+              <w:t>P0</w:t>
+            </w:r>
+          </w:p>
+        </w:tc>
+        <w:tc>
+          <w:tcPr>
+            <w:tcW w:type="dxa" w:w="2551"/>
+          </w:tcPr>
+          <w:p>
+            <w:r>
+              <w:t>EDU/Sample</w:t>
+            </w:r>
+          </w:p>
+        </w:tc>
+        <w:tc>
+          <w:tcPr>
+            <w:tcW w:type="dxa" w:w="2551"/>
+          </w:tcPr>
+          <w:p>
+            <w:r>
+              <w:t>QA37 EDU closure Gate가 semantic drift를 탐지하지 못함</w:t>
+            </w:r>
+          </w:p>
+        </w:tc>
+      </w:tr>
+      <w:tr>
+        <w:tc>
+          <w:tcPr>
+            <w:tcW w:type="dxa" w:w="2551"/>
+          </w:tcPr>
+          <w:p>
+            <w:r>
+              <w:t>R6J-CENTRAL-NEW-005</w:t>
+            </w:r>
+          </w:p>
+        </w:tc>
+        <w:tc>
+          <w:tcPr>
+            <w:tcW w:type="dxa" w:w="2551"/>
+          </w:tcPr>
+          <w:p>
+            <w:r>
+              <w:t>P0</w:t>
+            </w:r>
+          </w:p>
+        </w:tc>
+        <w:tc>
+          <w:tcPr>
+            <w:tcW w:type="dxa" w:w="2551"/>
+          </w:tcPr>
+          <w:p>
+            <w:r>
+              <w:t>Management/Requirement</w:t>
+            </w:r>
+          </w:p>
+        </w:tc>
+        <w:tc>
+          <w:tcPr>
+            <w:tcW w:type="dxa" w:w="2551"/>
+          </w:tcPr>
+          <w:p>
+            <w:r>
+              <w:t>거래/File/DB Logging 신규 정본이 이전 개발원장에 미반영</w:t>
+            </w:r>
+          </w:p>
+        </w:tc>
+      </w:tr>
+      <w:tr>
+        <w:tc>
+          <w:tcPr>
+            <w:tcW w:type="dxa" w:w="2551"/>
+          </w:tcPr>
+          <w:p>
+            <w:r>
+              <w:t>R6J-CENTRAL-NEW-007</w:t>
+            </w:r>
+          </w:p>
+        </w:tc>
+        <w:tc>
+          <w:tcPr>
+            <w:tcW w:type="dxa" w:w="2551"/>
+          </w:tcPr>
+          <w:p>
+            <w:r>
+              <w:t>P0</w:t>
+            </w:r>
+          </w:p>
+        </w:tc>
+        <w:tc>
+          <w:tcPr>
+            <w:tcW w:type="dxa" w:w="2551"/>
+          </w:tcPr>
+          <w:p>
+            <w:r>
+              <w:t>DB/Transaction Logging</w:t>
+            </w:r>
+          </w:p>
+        </w:tc>
+        <w:tc>
+          <w:tcPr>
+            <w:tcW w:type="dxa" w:w="2551"/>
+          </w:tcPr>
+          <w:p>
+            <w:r>
+              <w:t>DB3 transaction schema/query의 표준 식별자·join/index/retention 부족</w:t>
+            </w:r>
+          </w:p>
+        </w:tc>
+      </w:tr>
+      <w:tr>
+        <w:tc>
+          <w:tcPr>
+            <w:tcW w:type="dxa" w:w="2551"/>
+          </w:tcPr>
+          <w:p>
+            <w:r>
+              <w:t>R6J-CENTRAL-NEW-008</w:t>
+            </w:r>
+          </w:p>
+        </w:tc>
+        <w:tc>
+          <w:tcPr>
+            <w:tcW w:type="dxa" w:w="2551"/>
+          </w:tcPr>
+          <w:p>
+            <w:r>
+              <w:t>P0</w:t>
+            </w:r>
+          </w:p>
+        </w:tc>
+        <w:tc>
+          <w:tcPr>
+            <w:tcW w:type="dxa" w:w="2551"/>
+          </w:tcPr>
+          <w:p>
+            <w:r>
+              <w:t>EDU/Security</w:t>
+            </w:r>
+          </w:p>
+        </w:tc>
+        <w:tc>
+          <w:tcPr>
+            <w:tcW w:type="dxa" w:w="2551"/>
+          </w:tcPr>
+          <w:p>
+            <w:r>
+              <w:t>EDU authorization이 caller-provided actor/role/scope header를 신뢰</w:t>
+            </w:r>
+          </w:p>
+        </w:tc>
+      </w:tr>
+      <w:tr>
+        <w:tc>
+          <w:tcPr>
+            <w:tcW w:type="dxa" w:w="2551"/>
+          </w:tcPr>
+          <w:p>
+            <w:r>
+              <w:t>R6J-CENTRAL-NEW-009</w:t>
+            </w:r>
+          </w:p>
+        </w:tc>
+        <w:tc>
+          <w:tcPr>
+            <w:tcW w:type="dxa" w:w="2551"/>
+          </w:tcPr>
+          <w:p>
+            <w:r>
+              <w:t>P0</w:t>
+            </w:r>
+          </w:p>
+        </w:tc>
+        <w:tc>
+          <w:tcPr>
+            <w:tcW w:type="dxa" w:w="2551"/>
+          </w:tcPr>
+          <w:p>
+            <w:r>
+              <w:t>EDU/Process Security</w:t>
+            </w:r>
+          </w:p>
+        </w:tc>
+        <w:tc>
+          <w:tcPr>
+            <w:tcW w:type="dxa" w:w="2551"/>
+          </w:tcPr>
+          <w:p>
+            <w:r>
+              <w:t>PROCESS EDU가 parent environment와 payload temp file을 과도하게 상속/기록</w:t>
+            </w:r>
+          </w:p>
+        </w:tc>
+      </w:tr>
+      <w:tr>
+        <w:tc>
+          <w:tcPr>
+            <w:tcW w:type="dxa" w:w="2551"/>
+          </w:tcPr>
+          <w:p>
+            <w:r>
+              <w:t>R6J-CENTRAL-NEW-012</w:t>
+            </w:r>
+          </w:p>
+        </w:tc>
+        <w:tc>
+          <w:tcPr>
+            <w:tcW w:type="dxa" w:w="2551"/>
+          </w:tcPr>
+          <w:p>
+            <w:r>
+              <w:t>P0</w:t>
+            </w:r>
+          </w:p>
+        </w:tc>
+        <w:tc>
+          <w:tcPr>
+            <w:tcW w:type="dxa" w:w="2551"/>
+          </w:tcPr>
+          <w:p>
+            <w:r>
+              <w:t>Approval/Recovery</w:t>
+            </w:r>
+          </w:p>
+        </w:tc>
+        <w:tc>
+          <w:tcPr>
+            <w:tcW w:type="dxa" w:w="2551"/>
+          </w:tcPr>
+          <w:p>
+            <w:r>
+              <w:t>UNKNOWN-producing Approval Owner의 observation reconcile 누락</w:t>
+            </w:r>
+          </w:p>
+        </w:tc>
+      </w:tr>
+    </w:tbl>
+    <w:p>
+      <w:r>
+        <w:t>정상화 판정은 Source 존재가 아니라 실제 Consumer·권한·실패·동시성·복구가 current exact SHA에서 실행되고, generated diff 0과 Evidence hash가 결속된 결과로 한다.</w:t>
       </w:r>
     </w:p>
     <w:sectPr>
